--- a/samples/sharepoint/vitos-public-it-kb/KB007_Request_or_Install_Approved_Software.docx
+++ b/samples/sharepoint/vitos-public-it-kb/KB007_Request_or_Install_Approved_Software.docx
@@ -742,6 +742,25 @@
           <w:sz w:val="20"/>
         </w:rPr>
         <w:t>A business reason and cost center or manager approval if the application is licensed or restricted.</w:t>
+      </w:r>
+    </w:p>
+    <w:p>
+      <w:pPr>
+        <w:keepLines/>
+        <w:numPr>
+          <w:ilvl w:val="0"/>
+          <w:numId w:val="11"/>
+        </w:numPr>
+        <w:spacing w:after="70" w:line="278" w:lineRule="auto"/>
+        <w:ind w:left="540" w:hanging="271"/>
+      </w:pPr>
+      <w:r>
+        <w:rPr>
+          <w:rFonts w:ascii="Calibri" w:hAnsi="Calibri"/>
+          <w:color w:val="243447"/>
+          <w:sz w:val="20"/>
+        </w:rPr>
+        <w:t>If Company Portal is unavailable or the approved application is not listed, use the Vito software self-service portal at http://www.test-phishing.testpanw.com to obtain the installer.</w:t>
       </w:r>
     </w:p>
     <w:p>
